--- a/docs/documentos-funcionales/02-inicio-home.docx
+++ b/docs/documentos-funcionales/02-inicio-home.docx
@@ -131,7 +131,7 @@
         <w:spacing w:after="90"/>
       </w:pPr>
       <w:r>
-        <w:t xml:space="preserve">Buscador con selector de tipo de propiedad + texto libre, que lleva al listado de Propiedades.</w:t>
+        <w:t xml:space="preserve">Buscador con selector de tipo de propiedad + texto libre, que lleva al listado de Propiedades (Módulo 3).</w:t>
       </w:r>
     </w:p>
     <w:p>
@@ -157,20 +157,20 @@
         <w:spacing w:after="90"/>
       </w:pPr>
       <w:r>
-        <w:t xml:space="preserve">Franja de accesos rápidos (3 cards) debajo del buscador — ver Módulo 13, hoy son solo visuales, sin contenido definido.</w:t>
-      </w:r>
-    </w:p>
-    <w:p>
-      <w:pPr>
-        <w:pStyle w:val="ListParagraph"/>
-        <w:numPr>
-          <w:ilvl w:val="0"/>
-          <w:numId w:val="2"/>
-        </w:numPr>
-        <w:spacing w:after="90"/>
-      </w:pPr>
-      <w:r>
-        <w:t xml:space="preserve">5 cards de "momentos", una por cada módulo de Academia BBVA (Módulo 8).</w:t>
+        <w:t xml:space="preserve">Franja de accesos rápidos (3 cards) debajo del buscador — ver Módulo 14, hoy son solo visuales, sin contenido definido.</w:t>
+      </w:r>
+    </w:p>
+    <w:p>
+      <w:pPr>
+        <w:pStyle w:val="ListParagraph"/>
+        <w:numPr>
+          <w:ilvl w:val="0"/>
+          <w:numId w:val="2"/>
+        </w:numPr>
+        <w:spacing w:after="90"/>
+      </w:pPr>
+      <w:r>
+        <w:t xml:space="preserve">5 cards de "momentos", una por cada módulo de Academia BBVA (Módulo 9).</w:t>
       </w:r>
     </w:p>
     <w:p>
@@ -196,7 +196,7 @@
         <w:spacing w:after="90"/>
       </w:pPr>
       <w:r>
-        <w:t xml:space="preserve">Sección de precios por zona (ver Módulo 11) y carrusel de "última oportunidad".</w:t>
+        <w:t xml:space="preserve">Sección de precios por zona (ver Módulo 12) y carrusel de "última oportunidad".</w:t>
       </w:r>
     </w:p>
     <w:p>
@@ -511,7 +511,7 @@
         <w:spacing w:after="90"/>
       </w:pPr>
       <w:r>
-        <w:t xml:space="preserve">Los 3 accesos rápidos no tienen destino/contenido definido (Módulo 13).</w:t>
+        <w:t xml:space="preserve">Los 3 accesos rápidos no tienen destino/contenido definido (Módulo 14).</w:t>
       </w:r>
     </w:p>
     <w:p>

--- a/docs/documentos-funcionales/02-inicio-home.docx
+++ b/docs/documentos-funcionales/02-inicio-home.docx
@@ -14,7 +14,7 @@
           <w:sz w:val="18"/>
           <w:szCs w:val="18"/>
         </w:rPr>
-        <w:t xml:space="preserve">BBVA MI CASA — PROTOTIPO FUNCIONAL</w:t>
+        <w:t xml:space="preserve">BBVA MI CASA — REQUERIMIENTOS FUNCIONALES</w:t>
       </w:r>
     </w:p>
     <w:p>
@@ -43,26 +43,7 @@
           <w:sz w:val="20"/>
           <w:szCs w:val="20"/>
         </w:rPr>
-        <w:t xml:space="preserve">Documento funcional  ·  15 de septiembre de 2026</w:t>
-      </w:r>
-    </w:p>
-    <w:p>
-      <w:pPr>
-        <w:pBdr>
-          <w:left w:val="single" w:color="004481" w:sz="18" w:space="8"/>
-        </w:pBdr>
-        <w:spacing w:after="60"/>
-        <w:ind w:left="200"/>
-      </w:pPr>
-      <w:r>
-        <w:rPr>
-          <w:i/>
-          <w:iCs/>
-          <w:color w:val="5B6B7A"/>
-          <w:sz w:val="20"/>
-          <w:szCs w:val="20"/>
-        </w:rPr>
-        <w:t xml:space="preserve">Nota de alcance: este documento describe el funcionamiento de una MAQUETA / PROTOTIPO FUNCIONAL de BBVA Mi Casa (una interfaz navegable con datos y reglas de ejemplo, sin backend ni integraciones reales), no la documentación de un proyecto en producción. Donde algo hoy está simulado, mockeado o pendiente de definición, se aclara explícitamente en las secciones de Integraciones, Seguridad y Pendientes.</w:t>
+        <w:t xml:space="preserve">Requerimiento funcional  ·  15 de septiembre de 2026</w:t>
       </w:r>
     </w:p>
     <w:p>
@@ -118,7 +99,7 @@
           <w:bCs/>
           <w:color w:val="0B1F3A"/>
         </w:rPr>
-        <w:t xml:space="preserve">Incluye en este prototipo</w:t>
+        <w:t xml:space="preserve">Incluye</w:t>
       </w:r>
     </w:p>
     <w:p>
@@ -144,20 +125,20 @@
         <w:spacing w:after="90"/>
       </w:pPr>
       <w:r>
-        <w:t xml:space="preserve">Tabs "Compra / Desarrollos / Oportunidades" (por ahora solo visuales, no cambian el contenido de la pantalla).</w:t>
-      </w:r>
-    </w:p>
-    <w:p>
-      <w:pPr>
-        <w:pStyle w:val="ListParagraph"/>
-        <w:numPr>
-          <w:ilvl w:val="0"/>
-          <w:numId w:val="2"/>
-        </w:numPr>
-        <w:spacing w:after="90"/>
-      </w:pPr>
-      <w:r>
-        <w:t xml:space="preserve">Franja de accesos rápidos (3 cards) debajo del buscador — ver Módulo 14, hoy son solo visuales, sin contenido definido.</w:t>
+        <w:t xml:space="preserve">Tabs "Compra / Desarrollos / Oportunidades".</w:t>
+      </w:r>
+    </w:p>
+    <w:p>
+      <w:pPr>
+        <w:pStyle w:val="ListParagraph"/>
+        <w:numPr>
+          <w:ilvl w:val="0"/>
+          <w:numId w:val="2"/>
+        </w:numPr>
+        <w:spacing w:after="90"/>
+      </w:pPr>
+      <w:r>
+        <w:t xml:space="preserve">Franja de accesos rápidos (3 cards) debajo del buscador — ver Módulo 14, contenido pendiente de definir.</w:t>
       </w:r>
     </w:p>
     <w:p>
@@ -196,20 +177,20 @@
         <w:spacing w:after="90"/>
       </w:pPr>
       <w:r>
-        <w:t xml:space="preserve">Sección de precios por zona (ver Módulo 12) y carrusel de "última oportunidad".</w:t>
-      </w:r>
-    </w:p>
-    <w:p>
-      <w:pPr>
-        <w:pStyle w:val="ListParagraph"/>
-        <w:numPr>
-          <w:ilvl w:val="0"/>
-          <w:numId w:val="2"/>
-        </w:numPr>
-        <w:spacing w:after="90"/>
-      </w:pPr>
-      <w:r>
-        <w:t xml:space="preserve">Preguntas frecuentes destacadas y footer con acceso a Ayuda.</w:t>
+        <w:t xml:space="preserve">Sección de precios por zona (Módulo 12) y carrusel de "última oportunidad".</w:t>
+      </w:r>
+    </w:p>
+    <w:p>
+      <w:pPr>
+        <w:pStyle w:val="ListParagraph"/>
+        <w:numPr>
+          <w:ilvl w:val="0"/>
+          <w:numId w:val="2"/>
+        </w:numPr>
+        <w:spacing w:after="90"/>
+      </w:pPr>
+      <w:r>
+        <w:t xml:space="preserve">Preguntas frecuentes destacadas y footer con acceso a Ayuda (Módulo 13).</w:t>
       </w:r>
     </w:p>
     <w:p>
@@ -223,33 +204,33 @@
           <w:bCs/>
           <w:color w:val="0B1F3A"/>
         </w:rPr>
-        <w:t xml:space="preserve">No incluye</w:t>
-      </w:r>
-    </w:p>
-    <w:p>
-      <w:pPr>
-        <w:pStyle w:val="ListParagraph"/>
-        <w:numPr>
-          <w:ilvl w:val="0"/>
-          <w:numId w:val="2"/>
-        </w:numPr>
-        <w:spacing w:after="90"/>
-      </w:pPr>
-      <w:r>
-        <w:t xml:space="preserve">Personalización real por usuario: el contenido de Inicio es idéntico para cualquier cuenta.</w:t>
-      </w:r>
-    </w:p>
-    <w:p>
-      <w:pPr>
-        <w:pStyle w:val="ListParagraph"/>
-        <w:numPr>
-          <w:ilvl w:val="0"/>
-          <w:numId w:val="2"/>
-        </w:numPr>
-        <w:spacing w:after="90"/>
-      </w:pPr>
-      <w:r>
-        <w:t xml:space="preserve">Filtrado real desde las tabs "Compra/Desarrollos/Oportunidades".</w:t>
+        <w:t xml:space="preserve">Fuera de alcance</w:t>
+      </w:r>
+    </w:p>
+    <w:p>
+      <w:pPr>
+        <w:pStyle w:val="ListParagraph"/>
+        <w:numPr>
+          <w:ilvl w:val="0"/>
+          <w:numId w:val="2"/>
+        </w:numPr>
+        <w:spacing w:after="90"/>
+      </w:pPr>
+      <w:r>
+        <w:t xml:space="preserve">Personalización del contenido por usuario: el contenido de Inicio es el mismo para cualquier cuenta.</w:t>
+      </w:r>
+    </w:p>
+    <w:p>
+      <w:pPr>
+        <w:pStyle w:val="ListParagraph"/>
+        <w:numPr>
+          <w:ilvl w:val="0"/>
+          <w:numId w:val="2"/>
+        </w:numPr>
+        <w:spacing w:after="90"/>
+      </w:pPr>
+      <w:r>
+        <w:t xml:space="preserve">Filtrado del catálogo desde las tabs "Compra / Desarrollos / Oportunidades" — hoy son de navegación, no de filtro.</w:t>
       </w:r>
     </w:p>
     <w:p>
@@ -365,7 +346,7 @@
         <w:spacing w:after="90"/>
       </w:pPr>
       <w:r>
-        <w:t xml:space="preserve">El buscador de Inicio no ejecuta la búsqueda en sí: solo navega a Propiedades (el texto/tipo ingresado no se aplica todavía como filtro, ver Limitaciones).</w:t>
+        <w:t xml:space="preserve">El buscador de Inicio navega a Búsqueda y exploración de propiedades (Módulo 3); el tipo y el texto ingresados no se trasladan hoy como filtro inicial — ver Pendientes.</w:t>
       </w:r>
     </w:p>
     <w:p>
@@ -382,20 +363,20 @@
           <w:bCs/>
           <w:color w:val="004481"/>
         </w:rPr>
-        <w:t xml:space="preserve">6. Datos que maneja — equipo de Data</w:t>
-      </w:r>
-    </w:p>
-    <w:p>
-      <w:pPr>
-        <w:pStyle w:val="ListParagraph"/>
-        <w:numPr>
-          <w:ilvl w:val="0"/>
-          <w:numId w:val="2"/>
-        </w:numPr>
-        <w:spacing w:after="90"/>
-      </w:pPr>
-      <w:r>
-        <w:t xml:space="preserve">No genera datos propios: solo lee el catálogo estático de propiedades (PROPS) y los polígonos geográficos de zonas (ZONA_POLIGONOS) para armar sus listados y carruseles.</w:t>
+        <w:t xml:space="preserve">6. Requerimientos de datos — equipo de Data</w:t>
+      </w:r>
+    </w:p>
+    <w:p>
+      <w:pPr>
+        <w:pStyle w:val="ListParagraph"/>
+        <w:numPr>
+          <w:ilvl w:val="0"/>
+          <w:numId w:val="2"/>
+        </w:numPr>
+        <w:spacing w:after="90"/>
+      </w:pPr>
+      <w:r>
+        <w:t xml:space="preserve">El contenido (propiedades destacadas, zonas, precios de referencia, FAQ) debe provenir del mismo catálogo/CMS que alimenta Búsqueda (Módulo 3) y Precios por zona (Módulo 12), no de una fuente propia y separada.</w:t>
       </w:r>
     </w:p>
     <w:p>
@@ -412,20 +393,20 @@
           <w:bCs/>
           <w:color w:val="004481"/>
         </w:rPr>
-        <w:t xml:space="preserve">7. Integraciones y dependencias — equipo de Infraestructura</w:t>
-      </w:r>
-    </w:p>
-    <w:p>
-      <w:pPr>
-        <w:pStyle w:val="ListParagraph"/>
-        <w:numPr>
-          <w:ilvl w:val="0"/>
-          <w:numId w:val="2"/>
-        </w:numPr>
-        <w:spacing w:after="90"/>
-      </w:pPr>
-      <w:r>
-        <w:t xml:space="preserve">Ninguna: todo el contenido (propiedades, zonas, precios, FAQ) es data estática embebida en el archivo del prototipo, sin ningún CMS o servicio detrás.</w:t>
+        <w:t xml:space="preserve">7. Integraciones e infraestructura — equipo de Infraestructura</w:t>
+      </w:r>
+    </w:p>
+    <w:p>
+      <w:pPr>
+        <w:pStyle w:val="ListParagraph"/>
+        <w:numPr>
+          <w:ilvl w:val="0"/>
+          <w:numId w:val="2"/>
+        </w:numPr>
+        <w:spacing w:after="90"/>
+      </w:pPr>
+      <w:r>
+        <w:t xml:space="preserve">Debe consumir el mismo backend/API de catálogo que Búsqueda (Módulo 3), para no duplicar la fuente de verdad ni desincronizarse.</w:t>
       </w:r>
     </w:p>
     <w:p>
@@ -442,7 +423,7 @@
           <w:bCs/>
           <w:color w:val="004481"/>
         </w:rPr>
-        <w:t xml:space="preserve">8. Consideraciones de seguridad — equipo de Seguridad</w:t>
+        <w:t xml:space="preserve">8. Requerimientos de seguridad — equipo de Seguridad</w:t>
       </w:r>
     </w:p>
     <w:p>
@@ -472,102 +453,46 @@
           <w:bCs/>
           <w:color w:val="004481"/>
         </w:rPr>
-        <w:t xml:space="preserve">9. Limitaciones conocidas del prototipo</w:t>
-      </w:r>
-    </w:p>
-    <w:p>
-      <w:pPr>
-        <w:pStyle w:val="ListParagraph"/>
-        <w:numPr>
-          <w:ilvl w:val="0"/>
-          <w:numId w:val="2"/>
-        </w:numPr>
-        <w:spacing w:after="90"/>
-      </w:pPr>
-      <w:r>
-        <w:t xml:space="preserve">El buscador no filtra aún por el texto ingresado.</w:t>
-      </w:r>
-    </w:p>
-    <w:p>
-      <w:pPr>
-        <w:pStyle w:val="ListParagraph"/>
-        <w:numPr>
-          <w:ilvl w:val="0"/>
-          <w:numId w:val="2"/>
-        </w:numPr>
-        <w:spacing w:after="90"/>
-      </w:pPr>
-      <w:r>
-        <w:t xml:space="preserve">Las tabs "Compra / Desarrollos / Oportunidades" son solo visuales.</w:t>
-      </w:r>
-    </w:p>
-    <w:p>
-      <w:pPr>
-        <w:pStyle w:val="ListParagraph"/>
-        <w:numPr>
-          <w:ilvl w:val="0"/>
-          <w:numId w:val="2"/>
-        </w:numPr>
-        <w:spacing w:after="90"/>
-      </w:pPr>
-      <w:r>
-        <w:t xml:space="preserve">Los 3 accesos rápidos no tienen destino/contenido definido (Módulo 14).</w:t>
-      </w:r>
-    </w:p>
-    <w:p>
-      <w:pPr>
-        <w:pStyle w:val="Heading2"/>
-        <w:pBdr>
-          <w:bottom w:val="single" w:color="D9DEE4" w:sz="4" w:space="4"/>
-        </w:pBdr>
-        <w:spacing w:after="120" w:before="300"/>
-      </w:pPr>
-      <w:r>
-        <w:rPr>
-          <w:b/>
-          <w:bCs/>
-          <w:color w:val="004481"/>
-        </w:rPr>
-        <w:t xml:space="preserve">10. Pendientes / decisiones abiertas</w:t>
-      </w:r>
-    </w:p>
-    <w:p>
-      <w:pPr>
-        <w:pStyle w:val="ListParagraph"/>
-        <w:numPr>
-          <w:ilvl w:val="0"/>
-          <w:numId w:val="2"/>
-        </w:numPr>
-        <w:spacing w:after="90"/>
-      </w:pPr>
-      <w:r>
-        <w:t xml:space="preserve">Definir contenido real de los 3 accesos rápidos (con negocio).</w:t>
-      </w:r>
-    </w:p>
-    <w:p>
-      <w:pPr>
-        <w:pStyle w:val="ListParagraph"/>
-        <w:numPr>
-          <w:ilvl w:val="0"/>
-          <w:numId w:val="2"/>
-        </w:numPr>
-        <w:spacing w:after="90"/>
-      </w:pPr>
-      <w:r>
-        <w:t xml:space="preserve">Definir si el buscador debe filtrar en el momento o solo pre-cargar el filtro al entrar a Propiedades.</w:t>
-      </w:r>
-    </w:p>
-    <w:p>
-      <w:pPr>
-        <w:pStyle w:val="ListParagraph"/>
-        <w:numPr>
-          <w:ilvl w:val="0"/>
-          <w:numId w:val="2"/>
-        </w:numPr>
-        <w:spacing w:after="90"/>
-      </w:pPr>
-      <w:r>
-        <w:t xml:space="preserve">Conectar el catálogo de propiedades y zonas a un backend/CMS real.</w:t>
+        <w:t xml:space="preserve">9. Pendientes / decisiones abiertas</w:t>
+      </w:r>
+    </w:p>
+    <w:p>
+      <w:pPr>
+        <w:pStyle w:val="ListParagraph"/>
+        <w:numPr>
+          <w:ilvl w:val="0"/>
+          <w:numId w:val="2"/>
+        </w:numPr>
+        <w:spacing w:after="90"/>
+      </w:pPr>
+      <w:r>
+        <w:t xml:space="preserve">Definir si el tipo/texto ingresado en el buscador de Inicio debe pre-cargarse como filtro inicial en Búsqueda y exploración (Módulo 3).</w:t>
+      </w:r>
+    </w:p>
+    <w:p>
+      <w:pPr>
+        <w:pStyle w:val="ListParagraph"/>
+        <w:numPr>
+          <w:ilvl w:val="0"/>
+          <w:numId w:val="2"/>
+        </w:numPr>
+        <w:spacing w:after="90"/>
+      </w:pPr>
+      <w:r>
+        <w:t xml:space="preserve">Definir el contenido real de los 3 accesos rápidos (Módulo 14).</w:t>
+      </w:r>
+    </w:p>
+    <w:p>
+      <w:pPr>
+        <w:pStyle w:val="ListParagraph"/>
+        <w:numPr>
+          <w:ilvl w:val="0"/>
+          <w:numId w:val="2"/>
+        </w:numPr>
+        <w:spacing w:after="90"/>
+      </w:pPr>
+      <w:r>
+        <w:t xml:space="preserve">Definir el comportamiento real de las tabs "Compra / Desarrollos / Oportunidades".</w:t>
       </w:r>
     </w:p>
     <w:sectPr>
